--- a/courts/sixth-circuit/michigan/state/supreme-court/reply-brief/usage/OUTPUT-reply-brief.docx
+++ b/courts/sixth-circuit/michigan/state/supreme-court/reply-brief/usage/OUTPUT-reply-brief.docx
@@ -2479,7 +2479,7 @@
         <w:tab/>
       </w:r>
       <w:r>
-        <w:t xml:space="preserve">4, 5</w:t>
+        <w:t xml:space="preserve">4, 5, 6</w:t>
       </w:r>
     </w:p>
     <w:p>
@@ -3333,7 +3333,7 @@
         <w:t xml:space="preserve"> </w:t>
       </w:r>
       <w:r>
-        <w:t xml:space="preserve">which provides that “[a] law that is inconsistent with this act does not apply to internet gaming . . .”, is an express preemption provision. See Response to Application, at 2, 13, 14, n. 12. But, in the brief that BetMGM most recently filed, this statutory provision is re-characterized as LIGA’s “exclusive jurisdiction clause,” whatever that means. Def’s Brf, at 13, n. 7.</w:t>
+        <w:t xml:space="preserve">which provides that “[a] law that is inconsistent with this act does not apply to internet gaming ⁠. ⁠. ⁠.”, is an express preemption provision. See Response to Application, at 2, 13, 14, n. 12. But, in the brief that BetMGM most recently filed, this statutory provision is re-characterized as LIGA’s “exclusive jurisdiction clause,” whatever that means. Def’s Brf, at 13, n. 7.</w:t>
       </w:r>
       <w:r>
         <w:rPr>
@@ -3393,7 +3393,7 @@
         <w:t xml:space="preserve"> </w:t>
       </w:r>
       <w:r>
-        <w:t xml:space="preserve">provides that the circuit courts have original jurisdiction to determine all civil claims and remedies “except where exclusive jurisdiction is given in the constitution or by statute to some other court . . .” Thus, a circuit court is presumed to have jurisdiction over a civil action unless the constitution or a statute “expressly prohibits it from exercising jurisdiction or gives to another court exclusive jurisdiction over the subject matter of the suit.”</w:t>
+        <w:t xml:space="preserve">provides that the circuit courts have original jurisdiction to determine all civil claims and remedies “except where exclusive jurisdiction is given in the constitution or by statute to some other court ⁠. ⁠. ⁠.” Thus, a circuit court is presumed to have jurisdiction over a civil action unless the constitution or a statute “expressly prohibits it from exercising jurisdiction or gives to another court exclusive jurisdiction over the subject matter of the suit.”</w:t>
       </w:r>
       <w:r>
         <w:t xml:space="preserve"> </w:t>
@@ -3537,7 +3537,7 @@
         <w:t xml:space="preserve">Demings v City of Ecorse</w:t>
       </w:r>
       <w:r>
-        <w:t xml:space="preserve">, 423 Mich 49; 377 NW2d 275 (1985), in finding that the Michigan Employment Relations Commission (MERC) has exclusive jurisdiction to adjudicate public employment unfair labor practice claims, “[a]gency expertise has been a primary justification for exclusive jurisdiction . . .”</w:t>
+        <w:t xml:space="preserve">, 423 Mich 49; 377 NW2d 275 (1985), in finding that the Michigan Employment Relations Commission (MERC) has exclusive jurisdiction to adjudicate public employment unfair labor practice claims, “[a]gency expertise has been a primary justification for exclusive jurisdiction ⁠. ⁠. ⁠.”</w:t>
       </w:r>
       <w:r>
         <w:t xml:space="preserve"> </w:t>
@@ -3590,7 +3590,7 @@
         <w:t xml:space="preserve">v Kent County Sheriff</w:t>
       </w:r>
       <w:r>
-        <w:t xml:space="preserve">, 463 Mich 353, 359; 616 NW2d 677 (2000) (“MERC alone has the jurisdiction and administrative expertise to entertain and reconcile competing allegations of unfair labor practices . . .”); cf.</w:t>
+        <w:t xml:space="preserve">, 463 Mich 353, 359; 616 NW2d 677 (2000) (“MERC alone has the jurisdiction and administrative expertise to entertain and reconcile competing allegations of unfair labor practices ⁠. ⁠. ⁠.”); cf.</w:t>
       </w:r>
       <w:r>
         <w:t xml:space="preserve"> </w:t>
@@ -3864,7 +3864,7 @@
         <w:t xml:space="preserve"> </w:t>
       </w:r>
       <w:r>
-        <w:t xml:space="preserve">Court recognized that “legislative amendment of the common law is not lightly presumed” and to accomplish such an abrogation “the Legislature ‘should speak in no uncertain terms. . .” 485 Mich at 28. The Court further found in</w:t>
+        <w:t xml:space="preserve">Court recognized that “legislative amendment of the common law is not lightly presumed” and to accomplish such an abrogation “the Legislature ‘should speak in no uncertain terms. ⁠. ⁠.” 485 Mich at 28. The Court further found in</w:t>
       </w:r>
       <w:r>
         <w:t xml:space="preserve"> </w:t>
@@ -4021,7 +4021,7 @@
         <w:t xml:space="preserve">Lamphere</w:t>
       </w:r>
       <w:r>
-        <w:t xml:space="preserve">, began with express language that the Court read as displacing other law: “Notwithstanding the provisions of any other law . . .” MCL 423.206(1).</w:t>
+        <w:t xml:space="preserve">, began with express language that the Court read as displacing other law: “Notwithstanding the provisions of any other law ⁠. ⁠. ⁠.” MCL 423.206(1).</w:t>
       </w:r>
       <w:r>
         <w:t xml:space="preserve"> </w:t>
@@ -5224,7 +5224,7 @@
         <w:t xml:space="preserve">Highland-Howell Dev Co v Marion Twp</w:t>
       </w:r>
       <w:r>
-        <w:t xml:space="preserve">, 469 Mich 673, 678; 677 NW2d 810 (2004) (“While the Tax Tribunal’s membership is particularly competent to resolve disputes related to . . . taxes, its membership is not qualified to resolve common-law tort or contract claims.”); cf.</w:t>
+        <w:t xml:space="preserve">, 469 Mich 673, 678; 677 NW2d 810 (2004) (“While the Tax Tribunal’s membership is particularly competent to resolve disputes related to ⁠. ⁠. ⁠. taxes, its membership is not qualified to resolve common-law tort or contract claims.”); cf.</w:t>
       </w:r>
       <w:r>
         <w:t xml:space="preserve"> </w:t>

--- a/courts/sixth-circuit/michigan/state/supreme-court/reply-brief/usage/OUTPUT-reply-brief.docx
+++ b/courts/sixth-circuit/michigan/state/supreme-court/reply-brief/usage/OUTPUT-reply-brief.docx
@@ -305,9 +305,7 @@
         <w:t xml:space="preserve"> </w:t>
       </w:r>
       <w:r>
-        <w:t xml:space="preserve">21</w:t>
-        <w:noBreakHyphen/>
-        <w:t xml:space="preserve">006981-CK</w:t>
+        <w:t xml:space="preserve">21-⁠006981-CK</w:t>
       </w:r>
     </w:p>
     <w:p>
@@ -522,9 +520,7 @@
               <w:t xml:space="preserve"> </w:t>
             </w:r>
             <w:r>
-              <w:t xml:space="preserve">546</w:t>
-              <w:noBreakHyphen/>
-              <w:t xml:space="preserve">4649</w:t>
+              <w:t xml:space="preserve">546-⁠4649</w:t>
             </w:r>
           </w:p>
         </w:tc>
@@ -734,9 +730,7 @@
               <w:t xml:space="preserve"> </w:t>
             </w:r>
             <w:r>
-              <w:t xml:space="preserve">962</w:t>
-              <w:noBreakHyphen/>
-              <w:t xml:space="preserve">0000</w:t>
+              <w:t xml:space="preserve">962-⁠0000</w:t>
             </w:r>
           </w:p>
         </w:tc>
@@ -3271,19 +3265,7 @@
         <w:pStyle w:val="BodyText"/>
       </w:pPr>
       <w:r>
-        <w:t xml:space="preserve">The circuit court granted BetMGM’s motion based on the first of these three arguments. Opinion, at 4</w:t>
-      </w:r>
-      <w:r>
-        <w:noBreakHyphen/>
-      </w:r>
-      <w:r>
-        <w:t xml:space="preserve">5 (App 189a</w:t>
-      </w:r>
-      <w:r>
-        <w:noBreakHyphen/>
-      </w:r>
-      <w:r>
-        <w:t xml:space="preserve">190a). That preemption determination was affirmed by a two person majority of the Court of Appeals. Majority Opinion, at 6 (App 210a). And, in this Court’s May 29, 2024 order granting leave to appeal, the first issue on which the Court requested briefing was whether Ms. Davis’s claims were preempted by LIGA. Order (App 220a).</w:t>
+        <w:t xml:space="preserve">The circuit court granted BetMGM’s motion based on the first of these three arguments. Opinion, at 4-⁠5 (App 189a-⁠190a). That preemption determination was affirmed by a two person majority of the Court of Appeals. Majority Opinion, at 6 (App 210a). And, in this Court’s May 29, 2024 order granting leave to appeal, the first issue on which the Court requested briefing was whether Ms. Davis’s claims were preempted by LIGA. Order (App 220a).</w:t>
       </w:r>
     </w:p>
     <w:p>
@@ -3313,13 +3295,7 @@
         <w:pStyle w:val="BodyText"/>
       </w:pPr>
       <w:r>
-        <w:t xml:space="preserve">What is obvious from the brief that BetMGM has filed on the merits is that the defendant would now prefer that the Court to turn away from any concept of preemption. This is perhaps most notable in the fact that BetMGM has offered no defense to the Court of Appeals majority’s completely muddled view of preemption that was addressed at some length in Ms. Davis’s brief to this Court. Thus, Ms. Davis’s critique of the preemption ruling reached by the Court of Appeals majority, see Plaintiff’s Brief, at 25</w:t>
-      </w:r>
-      <w:r>
-        <w:noBreakHyphen/>
-      </w:r>
-      <w:r>
-        <w:t xml:space="preserve">30, stands unrebutted.</w:t>
+        <w:t xml:space="preserve">What is obvious from the brief that BetMGM has filed on the merits is that the defendant would now prefer that the Court to turn away from any concept of preemption. This is perhaps most notable in the fact that BetMGM has offered no defense to the Court of Appeals majority’s completely muddled view of preemption that was addressed at some length in Ms. Davis’s brief to this Court. Thus, Ms. Davis’s critique of the preemption ruling reached by the Court of Appeals majority, see Plaintiff’s Brief, at 25-⁠30, stands unrebutted.</w:t>
       </w:r>
     </w:p>
     <w:p>
@@ -3715,13 +3691,7 @@
         <w:t xml:space="preserve">Pompey</w:t>
       </w:r>
       <w:r>
-        <w:t xml:space="preserve">, 385 Mich at 552</w:t>
-      </w:r>
-      <w:r>
-        <w:noBreakHyphen/>
-      </w:r>
-      <w:r>
-        <w:t xml:space="preserve">553. In other words, while a completely novel statutory remedy may provide a plaintiff’s exclusive remedy, the same is not true where, at the time of the statute’s enactment, there was a preexisting common-law right. This case fits squarely within this exception to the general rule since it involves the assertion of common-law theories of recovery that predated LIGA by years. Thus, under this general rule which BetMGM appears to endorse, a new statutory right and preexisting common law rights may both be enforced. See</w:t>
+        <w:t xml:space="preserve">, 385 Mich at 552-⁠553. In other words, while a completely novel statutory remedy may provide a plaintiff’s exclusive remedy, the same is not true where, at the time of the statute’s enactment, there was a preexisting common-law right. This case fits squarely within this exception to the general rule since it involves the assertion of common-law theories of recovery that predated LIGA by years. Thus, under this general rule which BetMGM appears to endorse, a new statutory right and preexisting common law rights may both be enforced. See</w:t>
       </w:r>
       <w:r>
         <w:t xml:space="preserve"> </w:t>
@@ -3748,13 +3718,7 @@
         <w:t xml:space="preserve">LLC</w:t>
       </w:r>
       <w:r>
-        <w:t xml:space="preserve">, 485 Mich 1, 14</w:t>
-      </w:r>
-      <w:r>
-        <w:noBreakHyphen/>
-      </w:r>
-      <w:r>
-        <w:t xml:space="preserve">17; 770 NW2d 237 (2010).</w:t>
+        <w:t xml:space="preserve">, 485 Mich 1, 14-⁠17; 770 NW2d 237 (2010).</w:t>
       </w:r>
     </w:p>
     <w:p>
@@ -4056,13 +4020,7 @@
         <w:t xml:space="preserve">Id.</w:t>
       </w:r>
       <w:r>
-        <w:t xml:space="preserve">, at 124</w:t>
-      </w:r>
-      <w:r>
-        <w:noBreakHyphen/>
-      </w:r>
-      <w:r>
-        <w:t xml:space="preserve">129.</w:t>
+        <w:t xml:space="preserve">, at 124-⁠129.</w:t>
       </w:r>
     </w:p>
     <w:p>
@@ -4126,13 +4084,7 @@
         <w:pStyle w:val="BodyText"/>
       </w:pPr>
       <w:r>
-        <w:t xml:space="preserve">Finally, BetMGM includes in its brief the suggestion that Ms. Davis has no legally cognizable common law claims since, in its view, gaming is illegal outside the statutory schemes allowing for such gaming. Def’s Brf, at 8</w:t>
-      </w:r>
-      <w:r>
-        <w:noBreakHyphen/>
-      </w:r>
-      <w:r>
-        <w:t xml:space="preserve">10, 20. This new attack on the merits of Ms. Davis’s common-law claims has no connection to the issues that were decided by the circuit court or the Court of Appeals. Nor is this issue in any way responsive to the two questions that the Court has directed the parties to brief in its May 29, 2024 order granting leave. More importantly, this legal argument has never previously been raised in this case as a basis for disposing of Ms. Davis’s claims.</w:t>
+        <w:t xml:space="preserve">Finally, BetMGM includes in its brief the suggestion that Ms. Davis has no legally cognizable common law claims since, in its view, gaming is illegal outside the statutory schemes allowing for such gaming. Def’s Brf, at 8-⁠10, 20. This new attack on the merits of Ms. Davis’s common-law claims has no connection to the issues that were decided by the circuit court or the Court of Appeals. Nor is this issue in any way responsive to the two questions that the Court has directed the parties to brief in its May 29, 2024 order granting leave. More importantly, this legal argument has never previously been raised in this case as a basis for disposing of Ms. Davis’s claims.</w:t>
       </w:r>
     </w:p>
     <w:p>
@@ -4434,9 +4386,7 @@
               <w:t xml:space="preserve"> </w:t>
             </w:r>
             <w:r>
-              <w:t xml:space="preserve">546</w:t>
-              <w:noBreakHyphen/>
-              <w:t xml:space="preserve">4649</w:t>
+              <w:t xml:space="preserve">546-⁠4649</w:t>
             </w:r>
           </w:p>
           <w:p>
@@ -4653,9 +4603,7 @@
               <w:t xml:space="preserve"> </w:t>
             </w:r>
             <w:r>
-              <w:t xml:space="preserve">962</w:t>
-              <w:noBreakHyphen/>
-              <w:t xml:space="preserve">0000</w:t>
+              <w:t xml:space="preserve">962-⁠0000</w:t>
             </w:r>
           </w:p>
         </w:tc>
@@ -5237,13 +5185,7 @@
         <w:t xml:space="preserve">Demings v City of Ecorse</w:t>
       </w:r>
       <w:r>
-        <w:t xml:space="preserve">, 423 Mich 49, 60</w:t>
-      </w:r>
-      <w:r>
-        <w:noBreakHyphen/>
-      </w:r>
-      <w:r>
-        <w:t xml:space="preserve">61; 377 NW2d 275 (1985).</w:t>
+        <w:t xml:space="preserve">, 423 Mich 49, 60-⁠61; 377 NW2d 275 (1985).</w:t>
       </w:r>
     </w:p>
   </w:footnote>
@@ -6083,7 +6025,7 @@
     <w:qFormat/>
     <w:pPr>
       <w:keepLines/>
-      <w:spacing w:before="0" w:after="120" w:line="276" w:lineRule="exact"/>
+      <w:spacing w:before="26" w:after="120" w:line="276" w:lineRule="exact"/>
     </w:pPr>
     <w:rPr>
       <w:sz w:val="24"/>
